--- a/HD-03_假设与信息需求登记册.docx
+++ b/HD-03_假设与信息需求登记册.docx
@@ -3289,7 +3289,7 @@
           <w:b w:val="0"/>
           <w:sz w:val="21"/>
         </w:rPr>
-        <w:t>共 42 项（其中 IR-32 已关闭）。紧急度为“高”的项目，其答复会改变设计选择、交付范围或承诺内容，应在设计冻结前取得。</w:t>
+        <w:t>共 43 项（其中 IR-32 已关闭）。紧急度为“高”的项目，其答复会改变设计选择、交付范围或承诺内容，应在设计冻结前取得。</w:t>
       </w:r>
     </w:p>
     <w:tbl>
@@ -7936,6 +7936,73 @@
             </w:pPr>
             <w:r>
               <w:t>与 IR-42 同批向 DS 与现有运维方索取，第二项明确说明「不完整也要」</w:t>
+            </w:r>
+          </w:p>
+        </w:tc>
+      </w:tr>
+      <w:tr>
+        <w:tc>
+          <w:tcPr>
+            <w:tcW w:type="dxa" w:w="1077"/>
+          </w:tcPr>
+          <w:p>
+            <w:pPr>
+              <w:spacing w:after="40" w:before="40" w:line="283" w:lineRule="auto"/>
+            </w:pPr>
+            <w:r>
+              <w:t>IR-44  高</w:t>
+            </w:r>
+          </w:p>
+        </w:tc>
+        <w:tc>
+          <w:tcPr>
+            <w:tcW w:type="dxa" w:w="2381"/>
+          </w:tcPr>
+          <w:p>
+            <w:pPr>
+              <w:spacing w:after="40" w:before="40" w:line="283" w:lineRule="auto"/>
+            </w:pPr>
+            <w:r>
+              <w:t>移动端并发规模：注册用户数、峰值并发会话数、是否经移动路径下载大附件。</w:t>
+            </w:r>
+          </w:p>
+        </w:tc>
+        <w:tc>
+          <w:tcPr>
+            <w:tcW w:type="dxa" w:w="1077"/>
+          </w:tcPr>
+          <w:p>
+            <w:pPr>
+              <w:spacing w:after="40" w:before="40" w:line="283" w:lineRule="auto"/>
+            </w:pPr>
+            <w:r>
+              <w:t>MOI / 总包商</w:t>
+            </w:r>
+          </w:p>
+        </w:tc>
+        <w:tc>
+          <w:tcPr>
+            <w:tcW w:type="dxa" w:w="2608"/>
+          </w:tcPr>
+          <w:p>
+            <w:pPr>
+              <w:spacing w:after="40" w:before="40" w:line="283" w:lineRule="auto"/>
+            </w:pPr>
+            <w:r>
+              <w:t>决定 DMZ 两台接入代理（各 4 vCPU、8 GB）的规格是否够用。只影响这一对代理，不影响其它虚机；但代理位于总包商运维的 DMZ 区内（CN-30），扩容不是本方可自行解决的事，故需在资源提交前取得。</w:t>
+            </w:r>
+          </w:p>
+        </w:tc>
+        <w:tc>
+          <w:tcPr>
+            <w:tcW w:type="dxa" w:w="1701"/>
+          </w:tcPr>
+          <w:p>
+            <w:pPr>
+              <w:spacing w:after="40" w:before="40" w:line="283" w:lineRule="auto"/>
+            </w:pPr>
+            <w:r>
+              <w:t>随虚机资源需求表一并向总包商提出，与 T-32 同一问题的两处登记。</w:t>
             </w:r>
           </w:p>
         </w:tc>

--- a/HD-03_假设与信息需求登记册.docx
+++ b/HD-03_假设与信息需求登记册.docx
@@ -292,7 +292,7 @@
           <w:b w:val="0"/>
           <w:sz w:val="21"/>
         </w:rPr>
-        <w:t>共 29 条。"状态"为"已确认"的条目其依据来自客户或联合体的明确答复，可直接依赖；其余条目在被证实前应视为待验证。</w:t>
+        <w:t>共 31 条。"状态"为"已确认"的条目其依据来自客户或联合体的明确答复，可直接依赖；其余条目在被证实前应视为待验证。</w:t>
       </w:r>
     </w:p>
     <w:tbl>
@@ -3256,6 +3256,204 @@
               <w:br/>
               <w:br/>
               <w:t>REQ-DB-06 · REQ-LIC-03 · AS-01 · DD-49</w:t>
+            </w:r>
+          </w:p>
+        </w:tc>
+      </w:tr>
+      <w:tr>
+        <w:tc>
+          <w:tcPr>
+            <w:tcW w:type="dxa" w:w="1134"/>
+          </w:tcPr>
+          <w:p>
+            <w:pPr>
+              <w:spacing w:after="40" w:before="40" w:line="283" w:lineRule="auto"/>
+            </w:pPr>
+            <w:r>
+              <w:t>AS-30</w:t>
+            </w:r>
+            <w:r>
+              <w:rPr>
+                <w:rFonts w:ascii="微软雅黑" w:hAnsi="微软雅黑" w:eastAsia="微软雅黑"/>
+                <w:b w:val="0"/>
+                <w:sz w:val="16"/>
+              </w:rPr>
+            </w:r>
+          </w:p>
+          <w:p/>
+          <w:p>
+            <w:r>
+              <w:t>已确认</w:t>
+            </w:r>
+          </w:p>
+        </w:tc>
+        <w:tc>
+          <w:tcPr>
+            <w:tcW w:type="dxa" w:w="3515"/>
+          </w:tcPr>
+          <w:p>
+            <w:pPr>
+              <w:spacing w:after="40" w:before="40" w:line="283" w:lineRule="auto"/>
+            </w:pPr>
+            <w:r>
+              <w:t>麦加 911 在 ICP 上为单一 VDN，不按号码、语种或部门切分为多个虚拟呼叫中心。</w:t>
+            </w:r>
+            <w:r>
+              <w:rPr>
+                <w:rFonts w:ascii="微软雅黑" w:hAnsi="微软雅黑" w:eastAsia="微软雅黑"/>
+                <w:b w:val="0"/>
+                <w:sz w:val="16"/>
+              </w:rPr>
+            </w:r>
+          </w:p>
+          <w:p>
+            <w:r>
+              <w:t>【依据】现场沟通答复（2026-10）。</w:t>
+            </w:r>
+          </w:p>
+        </w:tc>
+        <w:tc>
+          <w:tcPr>
+            <w:tcW w:type="dxa" w:w="2494"/>
+          </w:tcPr>
+          <w:p>
+            <w:pPr>
+              <w:spacing w:after="40" w:before="40" w:line="283" w:lineRule="auto"/>
+            </w:pPr>
+            <w:r>
+              <w:t>若实际为多 VDN，全部话务事实表须增加 VDN 维，报表与权限须按 VDN 切分，且 CMS 各接口需按 vdnId 逐个轮询，接入作业的并发与配额估算随之改变。</w:t>
+            </w:r>
+            <w:r>
+              <w:rPr>
+                <w:rFonts w:ascii="微软雅黑" w:hAnsi="微软雅黑" w:eastAsia="微软雅黑"/>
+                <w:b w:val="0"/>
+                <w:sz w:val="16"/>
+              </w:rPr>
+            </w:r>
+          </w:p>
+        </w:tc>
+        <w:tc>
+          <w:tcPr>
+            <w:tcW w:type="dxa" w:w="1701"/>
+          </w:tcPr>
+          <w:p>
+            <w:pPr>
+              <w:spacing w:after="40" w:before="40" w:line="283" w:lineRule="auto"/>
+            </w:pPr>
+            <w:r>
+              <w:t>现场沟通（待书面确认）</w:t>
+            </w:r>
+            <w:r>
+              <w:rPr>
+                <w:rFonts w:ascii="微软雅黑" w:hAnsi="微软雅黑" w:eastAsia="微软雅黑"/>
+                <w:b w:val="0"/>
+                <w:sz w:val="16"/>
+              </w:rPr>
+            </w:r>
+          </w:p>
+          <w:p/>
+          <w:p>
+            <w:r>
+              <w:t>REQ-ING-03 · REQ-RPT-06 · CN-21</w:t>
+            </w:r>
+          </w:p>
+        </w:tc>
+      </w:tr>
+      <w:tr>
+        <w:tc>
+          <w:tcPr>
+            <w:tcW w:type="dxa" w:w="1134"/>
+          </w:tcPr>
+          <w:p>
+            <w:pPr>
+              <w:spacing w:after="40" w:before="40" w:line="283" w:lineRule="auto"/>
+            </w:pPr>
+            <w:r>
+              <w:t>AS-31</w:t>
+            </w:r>
+            <w:r>
+              <w:rPr>
+                <w:rFonts w:ascii="微软雅黑" w:hAnsi="微软雅黑" w:eastAsia="微软雅黑"/>
+                <w:b w:val="0"/>
+                <w:sz w:val="16"/>
+              </w:rPr>
+            </w:r>
+          </w:p>
+          <w:p/>
+          <w:p>
+            <w:r>
+              <w:t>已确认</w:t>
+            </w:r>
+          </w:p>
+        </w:tc>
+        <w:tc>
+          <w:tcPr>
+            <w:tcW w:type="dxa" w:w="3515"/>
+          </w:tcPr>
+          <w:p>
+            <w:pPr>
+              <w:spacing w:after="40" w:before="40" w:line="283" w:lineRule="auto"/>
+            </w:pPr>
+            <w:r>
+              <w:t>话务平台的坐席工号与自然人一一对应，不在班次之间复用；换班由接班人以本人工号重新登录。</w:t>
+            </w:r>
+            <w:r>
+              <w:rPr>
+                <w:rFonts w:ascii="微软雅黑" w:hAnsi="微软雅黑" w:eastAsia="微软雅黑"/>
+                <w:b w:val="0"/>
+                <w:sz w:val="16"/>
+              </w:rPr>
+            </w:r>
+          </w:p>
+          <w:p>
+            <w:r>
+              <w:t>【依据】现场沟通答复（2026-10）。</w:t>
+            </w:r>
+          </w:p>
+        </w:tc>
+        <w:tc>
+          <w:tcPr>
+            <w:tcW w:type="dxa" w:w="2494"/>
+          </w:tcPr>
+          <w:p>
+            <w:pPr>
+              <w:spacing w:after="40" w:before="40" w:line="283" w:lineRule="auto"/>
+            </w:pPr>
+            <w:r>
+              <w:t>若工号可在班次间复用，话单中的 DEVICENO 便不足以归属到人，接警员维度须改为「工号 + 时间段」经排班表反查，绩效与质检的归属链路随之加长，且排班数据成为话务指标的必需输入——而排班已按 DD-53 确定为派生而非接入。</w:t>
+            </w:r>
+            <w:r>
+              <w:rPr>
+                <w:rFonts w:ascii="微软雅黑" w:hAnsi="微软雅黑" w:eastAsia="微软雅黑"/>
+                <w:b w:val="0"/>
+                <w:sz w:val="16"/>
+              </w:rPr>
+            </w:r>
+          </w:p>
+        </w:tc>
+        <w:tc>
+          <w:tcPr>
+            <w:tcW w:type="dxa" w:w="1701"/>
+          </w:tcPr>
+          <w:p>
+            <w:pPr>
+              <w:spacing w:after="40" w:before="40" w:line="283" w:lineRule="auto"/>
+            </w:pPr>
+            <w:r>
+              <w:t>现场沟通（待书面确认）</w:t>
+            </w:r>
+            <w:r>
+              <w:rPr>
+                <w:rFonts w:ascii="微软雅黑" w:hAnsi="微软雅黑" w:eastAsia="微软雅黑"/>
+                <w:b w:val="0"/>
+                <w:sz w:val="16"/>
+              </w:rPr>
+            </w:r>
+          </w:p>
+          <w:p/>
+          <w:p>
+            <w:r>
+              <w:t>REQ-ING-03 · REQ-RPT-06 · REQ-GOV-02</w:t>
             </w:r>
           </w:p>
         </w:tc>

--- a/HD-03_假设与信息需求登记册.docx
+++ b/HD-03_假设与信息需求登记册.docx
@@ -3487,7 +3487,7 @@
           <w:b w:val="0"/>
           <w:sz w:val="21"/>
         </w:rPr>
-        <w:t>共 43 项（其中 IR-32 已关闭）。紧急度为“高”的项目，其答复会改变设计选择、交付范围或承诺内容，应在设计冻结前取得。</w:t>
+        <w:t>共 44 项（其中 IR-32 已关闭）。紧急度为“高”的项目，其答复会改变设计选择、交付范围或承诺内容，应在设计冻结前取得。</w:t>
       </w:r>
     </w:p>
     <w:tbl>
@@ -8201,6 +8201,73 @@
             </w:pPr>
             <w:r>
               <w:t>随虚机资源需求表一并向总包商提出，与 T-32 同一问题的两处登记。</w:t>
+            </w:r>
+          </w:p>
+        </w:tc>
+      </w:tr>
+      <w:tr>
+        <w:tc>
+          <w:tcPr>
+            <w:tcW w:type="dxa" w:w="1077"/>
+          </w:tcPr>
+          <w:p>
+            <w:pPr>
+              <w:spacing w:after="40" w:before="40" w:line="283" w:lineRule="auto"/>
+            </w:pPr>
+            <w:r>
+              <w:t>IR-45  高</w:t>
+            </w:r>
+          </w:p>
+        </w:tc>
+        <w:tc>
+          <w:tcPr>
+            <w:tcW w:type="dxa" w:w="2381"/>
+          </w:tcPr>
+          <w:p>
+            <w:pPr>
+              <w:spacing w:after="40" w:before="40" w:line="283" w:lineRule="auto"/>
+            </w:pPr>
+            <w:r>
+              <w:t>CMS 服务账号的 token 有效期；同一坐席工号的并发会话是否互斥；CMS 侧是否存在调用频次或配额限制。</w:t>
+            </w:r>
+          </w:p>
+        </w:tc>
+        <w:tc>
+          <w:tcPr>
+            <w:tcW w:type="dxa" w:w="1077"/>
+          </w:tcPr>
+          <w:p>
+            <w:pPr>
+              <w:spacing w:after="40" w:before="40" w:line="283" w:lineRule="auto"/>
+            </w:pPr>
+            <w:r>
+              <w:t>ICP 运维方 / 总包商</w:t>
+            </w:r>
+          </w:p>
+        </w:tc>
+        <w:tc>
+          <w:tcPr>
+            <w:tcW w:type="dxa" w:w="2608"/>
+          </w:tcPr>
+          <w:p>
+            <w:pPr>
+              <w:spacing w:after="40" w:before="40" w:line="283" w:lineRule="auto"/>
+            </w:pPr>
+            <w:r>
+              <w:t>决定 LD-01 4.7 的鉴权实现与 4.5 的轮询周期取值。若同一工号的并发会话互斥，人工以该工号登录会把接入作业踢下线——这类故障会在验收演示当天发作。拿到答复前按「token 随时可能失效」实现。</w:t>
+            </w:r>
+          </w:p>
+        </w:tc>
+        <w:tc>
+          <w:tcPr>
+            <w:tcW w:type="dxa" w:w="1701"/>
+          </w:tcPr>
+          <w:p>
+            <w:pPr>
+              <w:spacing w:after="40" w:before="40" w:line="283" w:lineRule="auto"/>
+            </w:pPr>
+            <w:r>
+              <w:t>随 ICP 接口联调一并提出；本项可由 ICP 侧实测给出，不必等书面规格。</w:t>
             </w:r>
           </w:p>
         </w:tc>

--- a/HD-03_假设与信息需求登记册.docx
+++ b/HD-03_假设与信息需求登记册.docx
@@ -3487,7 +3487,7 @@
           <w:b w:val="0"/>
           <w:sz w:val="21"/>
         </w:rPr>
-        <w:t>共 44 项（其中 IR-32 已关闭）。紧急度为“高”的项目，其答复会改变设计选择、交付范围或承诺内容，应在设计冻结前取得。</w:t>
+        <w:t>共 45 项（其中 IR-32 已关闭）。紧急度为“高”的项目，其答复会改变设计选择、交付范围或承诺内容，应在设计冻结前取得。</w:t>
       </w:r>
     </w:p>
     <w:tbl>
@@ -8268,6 +8268,73 @@
             </w:pPr>
             <w:r>
               <w:t>随 ICP 接口联调一并提出；本项可由 ICP 侧实测给出，不必等书面规格。</w:t>
+            </w:r>
+          </w:p>
+        </w:tc>
+      </w:tr>
+      <w:tr>
+        <w:tc>
+          <w:tcPr>
+            <w:tcW w:type="dxa" w:w="1077"/>
+          </w:tcPr>
+          <w:p>
+            <w:pPr>
+              <w:spacing w:after="40" w:before="40" w:line="283" w:lineRule="auto"/>
+            </w:pPr>
+            <w:r>
+              <w:t>IR-46  高</w:t>
+            </w:r>
+          </w:p>
+        </w:tc>
+        <w:tc>
+          <w:tcPr>
+            <w:tcW w:type="dxa" w:w="2381"/>
+          </w:tcPr>
+          <w:p>
+            <w:pPr>
+              <w:spacing w:after="40" w:before="40" w:line="283" w:lineRule="auto"/>
+            </w:pPr>
+            <w:r>
+              <w:t>骚扰或恶意呼叫的标记由谁产生、存在哪里（话务台还是 CAD），以及话单中的主叫号码是否按隐私策略做过掩码或匿名。</w:t>
+            </w:r>
+          </w:p>
+        </w:tc>
+        <w:tc>
+          <w:tcPr>
+            <w:tcW w:type="dxa" w:w="1077"/>
+          </w:tcPr>
+          <w:p>
+            <w:pPr>
+              <w:spacing w:after="40" w:before="40" w:line="283" w:lineRule="auto"/>
+            </w:pPr>
+            <w:r>
+              <w:t>MOI / 总包商 / ICP 运维方</w:t>
+            </w:r>
+          </w:p>
+        </w:tc>
+        <w:tc>
+          <w:tcPr>
+            <w:tcW w:type="dxa" w:w="2608"/>
+          </w:tcPr>
+          <w:p>
+            <w:pPr>
+              <w:spacing w:after="40" w:before="40" w:line="283" w:lineRule="auto"/>
+            </w:pPr>
+            <w:r>
+              <w:t>M-C14 骚扰呼叫数在话单与平台指标中都没有来源，标记不找到就不发布，R-07 的骚扰部分随之缺一块。主叫号码若被掩码，M-C15 同一主叫失败次数的分组键失效，R-06 整张报表不成立。</w:t>
+            </w:r>
+          </w:p>
+        </w:tc>
+        <w:tc>
+          <w:tcPr>
+            <w:tcW w:type="dxa" w:w="1701"/>
+          </w:tcPr>
+          <w:p>
+            <w:pPr>
+              <w:spacing w:after="40" w:before="40" w:line="283" w:lineRule="auto"/>
+            </w:pPr>
+            <w:r>
+              <w:t>随 ICP 接口联调提出；主叫号码一项可直接用一天的话单样本看出来。</w:t>
             </w:r>
           </w:p>
         </w:tc>

--- a/HD-03_假设与信息需求登记册.docx
+++ b/HD-03_假设与信息需求登记册.docx
@@ -3487,7 +3487,7 @@
           <w:b w:val="0"/>
           <w:sz w:val="21"/>
         </w:rPr>
-        <w:t>共 45 项（其中 IR-32 已关闭）。紧急度为“高”的项目，其答复会改变设计选择、交付范围或承诺内容，应在设计冻结前取得。</w:t>
+        <w:t>共 48 项（其中 IR-32 已关闭、IR-13 部分已答复）。紧急度为“高”的项目，其答复会改变设计选择、交付范围或承诺内容，应在设计冻结前取得。IR-47 与 IR-48 为 2026-10 新增，二者同在交付的关键路径上：答复未到之前，离网介质的组织方式不能定稿。</w:t>
       </w:r>
     </w:p>
     <w:tbl>
@@ -3608,7 +3608,7 @@
               <w:spacing w:after="40" w:before="40" w:line="283" w:lineRule="auto"/>
             </w:pPr>
             <w:r>
-              <w:t>28</w:t>
+              <w:t>33</w:t>
             </w:r>
           </w:p>
         </w:tc>
@@ -3660,14 +3660,8 @@
             <w:pPr>
               <w:spacing w:after="40" w:before="40" w:line="283" w:lineRule="auto"/>
             </w:pPr>
-            <w:r/>
-            <w:r>
-              <w:rPr>
-                <w:rFonts w:ascii="微软雅黑" w:hAnsi="微软雅黑" w:eastAsia="微软雅黑"/>
-                <w:b w:val="0"/>
-                <w:sz w:val="18"/>
-              </w:rPr>
-              <w:t>13</w:t>
+            <w:r>
+              <w:t>12</w:t>
             </w:r>
           </w:p>
         </w:tc>
@@ -3719,13 +3713,7 @@
             <w:pPr>
               <w:spacing w:after="40" w:before="40" w:line="283" w:lineRule="auto"/>
             </w:pPr>
-            <w:r/>
-            <w:r>
-              <w:rPr>
-                <w:rFonts w:ascii="微软雅黑" w:hAnsi="微软雅黑" w:eastAsia="微软雅黑"/>
-                <w:b w:val="0"/>
-                <w:sz w:val="18"/>
-              </w:rPr>
+            <w:r>
               <w:t>1</w:t>
             </w:r>
           </w:p>
@@ -8335,6 +8323,140 @@
             </w:pPr>
             <w:r>
               <w:t>随 ICP 接口联调提出；主叫号码一项可直接用一天的话单样本看出来。</w:t>
+            </w:r>
+          </w:p>
+        </w:tc>
+      </w:tr>
+      <w:tr>
+        <w:tc>
+          <w:tcPr>
+            <w:tcW w:type="dxa" w:w="1077"/>
+          </w:tcPr>
+          <w:p>
+            <w:pPr>
+              <w:spacing w:after="40" w:before="40" w:line="283" w:lineRule="auto"/>
+            </w:pPr>
+            <w:r>
+              <w:t>IR-47  高</w:t>
+            </w:r>
+          </w:p>
+        </w:tc>
+        <w:tc>
+          <w:tcPr>
+            <w:tcW w:type="dxa" w:w="2381"/>
+          </w:tcPr>
+          <w:p>
+            <w:pPr>
+              <w:spacing w:after="40" w:before="40" w:line="283" w:lineRule="auto"/>
+            </w:pPr>
+            <w:r>
+              <w:t>生产虚机按什么基线交付：是总包商/MOI 的标准化基线镜像（含安全加固策略、备份代理、监控代理、域加入、补丁通道），还是按 ISO 全新安装的裸机？若为标准基线，需取得其已装包清单。</w:t>
+            </w:r>
+          </w:p>
+        </w:tc>
+        <w:tc>
+          <w:tcPr>
+            <w:tcW w:type="dxa" w:w="1077"/>
+          </w:tcPr>
+          <w:p>
+            <w:pPr>
+              <w:spacing w:after="40" w:before="40" w:line="283" w:lineRule="auto"/>
+            </w:pPr>
+            <w:r>
+              <w:t>MOI / 总包商</w:t>
+            </w:r>
+          </w:p>
+        </w:tc>
+        <w:tc>
+          <w:tcPr>
+            <w:tcW w:type="dxa" w:w="2608"/>
+          </w:tcPr>
+          <w:p>
+            <w:pPr>
+              <w:spacing w:after="40" w:before="40" w:line="283" w:lineRule="auto"/>
+            </w:pPr>
+            <w:r>
+              <w:t>决定两件事。一、离网介质中 apt 依赖闭包按什么底座解析——`apt-get --print-uris` 只列出当前机器还缺的包，底座不同闭包就不完整，而这种缺失只会在现场装机时才暴露。二、我方能否以虚机镜像形态交付（若平台有自己的基线与补丁通道，自制镜像不可能通过安全审计）。阻塞 runbook/90 的介质定稿。</w:t>
+            </w:r>
+          </w:p>
+        </w:tc>
+        <w:tc>
+          <w:tcPr>
+            <w:tcW w:type="dxa" w:w="1701"/>
+          </w:tcPr>
+          <w:p>
+            <w:pPr>
+              <w:spacing w:after="40" w:before="40" w:line="283" w:lineRule="auto"/>
+            </w:pPr>
+            <w:r>
+              <w:t>随介质导入流程（IR-48）一并向总包商提出。若给出标准基线，请一并提供 `dpkg-query -W` 的输出，我方据此重算闭包。</w:t>
+            </w:r>
+          </w:p>
+        </w:tc>
+      </w:tr>
+      <w:tr>
+        <w:tc>
+          <w:tcPr>
+            <w:tcW w:type="dxa" w:w="1077"/>
+          </w:tcPr>
+          <w:p>
+            <w:pPr>
+              <w:spacing w:after="40" w:before="40" w:line="283" w:lineRule="auto"/>
+            </w:pPr>
+            <w:r>
+              <w:t>IR-48  高</w:t>
+            </w:r>
+          </w:p>
+        </w:tc>
+        <w:tc>
+          <w:tcPr>
+            <w:tcW w:type="dxa" w:w="2381"/>
+          </w:tcPr>
+          <w:p>
+            <w:pPr>
+              <w:spacing w:after="40" w:before="40" w:line="283" w:lineRule="auto"/>
+            </w:pPr>
+            <w:r>
+              <w:t>离网介质的导入流程：允许的介质形态与数量、单次体积上限、报批提前期、现场由谁执行；以及**病毒扫描网关是否会改写文件内容**（例如将压缩包解开后重新打包）。</w:t>
+            </w:r>
+          </w:p>
+        </w:tc>
+        <w:tc>
+          <w:tcPr>
+            <w:tcW w:type="dxa" w:w="1077"/>
+          </w:tcPr>
+          <w:p>
+            <w:pPr>
+              <w:spacing w:after="40" w:before="40" w:line="283" w:lineRule="auto"/>
+            </w:pPr>
+            <w:r>
+              <w:t>MOI / 总包商</w:t>
+            </w:r>
+          </w:p>
+        </w:tc>
+        <w:tc>
+          <w:tcPr>
+            <w:tcW w:type="dxa" w:w="2608"/>
+          </w:tcPr>
+          <w:p>
+            <w:pPr>
+              <w:spacing w:after="40" w:before="40" w:line="283" w:lineRule="auto"/>
+            </w:pPr>
+            <w:r>
+              <w:t>MOI 内网没有 apt / PyPI / 容器镜像仓库，全部物料须由介质携带（runbook/90）。扫描网关若重新打包压缩文件，字节即发生变化，我方签名的 SHA256SUMS 与容器镜像的 digest 复验会全部失败——而这类问题在现场才发现通常要花数天。体积上限与报批提前期决定介质如何切分与何时送审。</w:t>
+            </w:r>
+          </w:p>
+        </w:tc>
+        <w:tc>
+          <w:tcPr>
+            <w:tcW w:type="dxa" w:w="1701"/>
+          </w:tcPr>
+          <w:p>
+            <w:pPr>
+              <w:spacing w:after="40" w:before="40" w:line="283" w:lineRule="auto"/>
+            </w:pPr>
+            <w:r>
+              <w:t>书面提出，并请求在正式交付前做一次**小样试导**（几十 MB 的测试目录加 SHA256SUMS），用实际结果确认校验和能否穿过网关。</w:t>
             </w:r>
           </w:p>
         </w:tc>

--- a/HD-03_假设与信息需求登记册.docx
+++ b/HD-03_假设与信息需求登记册.docx
@@ -3487,7 +3487,7 @@
           <w:b w:val="0"/>
           <w:sz w:val="21"/>
         </w:rPr>
-        <w:t>共 48 项（其中 IR-32 已关闭、IR-13 部分已答复）。紧急度为“高”的项目，其答复会改变设计选择、交付范围或承诺内容，应在设计冻结前取得。IR-47 与 IR-48 为 2026-10 新增，二者同在交付的关键路径上：答复未到之前，离网介质的组织方式不能定稿。</w:t>
+        <w:t>共 49 项（其中 IR-32 已关闭、IR-13 部分已答复）。紧急度为“高”的项目，其答复会改变设计选择、交付范围或承诺内容，应在设计冻结前取得。IR-47、IR-48 与 IR-49 为 2026-10 新增，二者同在交付的关键路径上：答复未到之前，离网介质的组织方式不能定稿。</w:t>
       </w:r>
     </w:p>
     <w:tbl>
@@ -3608,7 +3608,7 @@
               <w:spacing w:after="40" w:before="40" w:line="283" w:lineRule="auto"/>
             </w:pPr>
             <w:r>
-              <w:t>33</w:t>
+              <w:t>34</w:t>
             </w:r>
           </w:p>
         </w:tc>
@@ -8457,6 +8457,73 @@
             </w:pPr>
             <w:r>
               <w:t>书面提出，并请求在正式交付前做一次**小样试导**（几十 MB 的测试目录加 SHA256SUMS），用实际结果确认校验和能否穿过网关。</w:t>
+            </w:r>
+          </w:p>
+        </w:tc>
+      </w:tr>
+      <w:tr>
+        <w:tc>
+          <w:tcPr>
+            <w:tcW w:type="dxa" w:w="1077"/>
+          </w:tcPr>
+          <w:p>
+            <w:pPr>
+              <w:spacing w:after="40" w:before="40" w:line="283" w:lineRule="auto"/>
+            </w:pPr>
+            <w:r>
+              <w:t>IR-49  高</w:t>
+            </w:r>
+          </w:p>
+        </w:tc>
+        <w:tc>
+          <w:tcPr>
+            <w:tcW w:type="dxa" w:w="2381"/>
+          </w:tcPr>
+          <w:p>
+            <w:pPr>
+              <w:spacing w:after="40" w:before="40" w:line="283" w:lineRule="auto"/>
+            </w:pPr>
+            <w:r>
+              <w:t>AD FS 侧的对接规格：开放的协议与端点（OIDC / SAML 2.0 / WS-Fed）、元数据 URL、声明清单（须含一个不可变标识如 objectGUID，以及显示名、邮箱、组成员）、令牌签名证书的轮换策略与周期、可用于联调的测试账号。</w:t>
+            </w:r>
+          </w:p>
+        </w:tc>
+        <w:tc>
+          <w:tcPr>
+            <w:tcW w:type="dxa" w:w="1077"/>
+          </w:tcPr>
+          <w:p>
+            <w:pPr>
+              <w:spacing w:after="40" w:before="40" w:line="283" w:lineRule="auto"/>
+            </w:pPr>
+            <w:r>
+              <w:t>MOI 身份团队 / 总包商</w:t>
+            </w:r>
+          </w:p>
+        </w:tc>
+        <w:tc>
+          <w:tcPr>
+            <w:tcW w:type="dxa" w:w="2608"/>
+          </w:tcPr>
+          <w:p>
+            <w:pPr>
+              <w:spacing w:after="40" w:before="40" w:line="283" w:lineRule="auto"/>
+            </w:pPr>
+            <w:r>
+              <w:t>决定 LD-07 6.3 的协议实现与 6.5 的证书轮换运维条目。三处风险：只开放 SAML 2.0 时声明名称与格式随之不同；声明里若没有不可变标识，人员改名或调岗会使 Keycloak 把同一个人当成新用户，此前的授权与审计关联断开；无测试账号则 Keycloak 与 AD FS 的联调无法开始。元数据 URL 还须在生产网内可达，否则证书轮换当天全部登录同时失败。</w:t>
+            </w:r>
+          </w:p>
+        </w:tc>
+        <w:tc>
+          <w:tcPr>
+            <w:tcW w:type="dxa" w:w="1701"/>
+          </w:tcPr>
+          <w:p>
+            <w:pPr>
+              <w:spacing w:after="40" w:before="40" w:line="283" w:lineRule="auto"/>
+            </w:pPr>
+            <w:r>
+              <w:t>请 MOI 身份团队直接提供 AD FS 的联邦元数据文档与一份声明规则示例；测试账号两个（一个普通调度员组、一个主管组），用于验证角色映射。</w:t>
             </w:r>
           </w:p>
         </w:tc>

--- a/HD-03_假设与信息需求登记册.docx
+++ b/HD-03_假设与信息需求登记册.docx
@@ -3487,7 +3487,7 @@
           <w:b w:val="0"/>
           <w:sz w:val="21"/>
         </w:rPr>
-        <w:t>共 49 项（其中 IR-32 已关闭、IR-13 部分已答复）。紧急度为“高”的项目，其答复会改变设计选择、交付范围或承诺内容，应在设计冻结前取得。IR-47、IR-48 与 IR-49 为 2026-10 新增，二者同在交付的关键路径上：答复未到之前，离网介质的组织方式不能定稿。</w:t>
+        <w:t>共 50 项（其中 IR-32 已关闭、IR-13 部分已答复）。紧急度为“高”的项目，其答复会改变设计选择、交付范围或承诺内容，应在设计冻结前取得。IR-47 至 IR-50 为 2026-10 新增，二者同在交付的关键路径上：答复未到之前，离网介质的组织方式不能定稿。</w:t>
       </w:r>
     </w:p>
     <w:tbl>
@@ -3608,7 +3608,7 @@
               <w:spacing w:after="40" w:before="40" w:line="283" w:lineRule="auto"/>
             </w:pPr>
             <w:r>
-              <w:t>34</w:t>
+              <w:t>35</w:t>
             </w:r>
           </w:p>
         </w:tc>
@@ -3946,14 +3946,8 @@
             <w:pPr>
               <w:spacing w:after="40" w:before="40" w:line="283" w:lineRule="auto"/>
             </w:pPr>
-            <w:r/>
-            <w:r>
-              <w:rPr>
-                <w:rFonts w:ascii="微软雅黑" w:hAnsi="微软雅黑" w:eastAsia="微软雅黑"/>
-                <w:b w:val="0"/>
-                <w:sz w:val="16"/>
-              </w:rPr>
-              <w:t>语义映射的输入。缺失将使映射进度不可预测。 单号若按年重置，core 的自然键须纳入年份，否则同源内部撞键；割接若有并行期，同一起警情会在归档库与 DS 中各得一个主键，须在 staging 增加以 DS 为准的合并规则（LD-02 第 4 章）。</w:t>
+            <w:r>
+              <w:t>语义映射的输入。缺失将使映射进度不可预测。 单号若按年重置，core 的自然键须纳入年份，否则同源内部撞键；割接若有并行期，同一起警情会在归档库与 DS 中各得一个主键，须在 staging 增加以 DS 为准的合并规则（LD-02 第 4 章）。 ——【2026-10-13】CAD 数据视图结构说明已部分答复，未答部分并入 IR-50。</w:t>
             </w:r>
           </w:p>
         </w:tc>
@@ -4041,7 +4035,7 @@
               <w:spacing w:after="40" w:before="40" w:line="283" w:lineRule="auto"/>
             </w:pPr>
             <w:r>
-              <w:t>增量机制的选择。只有时间戳时须加回看窗口。第二项是关键：若存在物理删除或不动时间戳的原地更新，水位轮询永远看不见这些变更，库内数据将与 CAD 长期不一致且不报错——此时必须靠 CDC 或滚动窗口校验补偿（DD-61）。第三项即便 DS 因运维风险拒绝，也需留下书面记录：客户答复中已有「新系统增量接入需具备 CDC 与 API 两种能力」一条，本方不提则形同回避。第四项若为整表重载，CDC 与水位轮询同时失效，两种方案都要改。</w:t>
+              <w:t>增量机制的选择。只有时间戳时须加回看窗口。第二项是关键：若存在物理删除或不动时间戳的原地更新，水位轮询永远看不见这些变更，库内数据将与 CAD 长期不一致且不报错——此时必须靠 CDC 或滚动窗口校验补偿（DD-61）。第三项即便 DS 因运维风险拒绝，也需留下书面记录：客户答复中已有「新系统增量接入需具备 CDC 与 API 两种能力」一条，本方不提则形同回避。第四项若为整表重载，CDC 与水位轮询同时失效，两种方案都要改。 ——【2026-10-13】CAD 数据视图结构说明已部分答复，未答部分并入 IR-50。</w:t>
             </w:r>
           </w:p>
         </w:tc>
@@ -7928,14 +7922,8 @@
             <w:pPr>
               <w:spacing w:after="40" w:before="40" w:line="283" w:lineRule="auto"/>
             </w:pPr>
-            <w:r/>
-            <w:r>
-              <w:rPr>
-                <w:rFonts w:ascii="微软雅黑" w:hAnsi="微软雅黑" w:eastAsia="微软雅黑"/>
-                <w:b w:val="0"/>
-                <w:sz w:val="16"/>
-              </w:rPr>
-              <w:t>决定空间分析与资源类指标能否交付。位置若仅为地址文本则需地理编码，属新增工作量并依赖 HudHud；资源状态若仅有派单快照，则 M-R06 资源可用率无法计算，R-25 与 D-04 随之受影响。报警人位置为高敏感个人数据，其形态同时影响数据分类政策与字段可见性矩阵的默认取值。</w:t>
+            <w:r>
+              <w:t>决定空间分析与资源类指标能否交付。位置若仅为地址文本则需地理编码，属新增工作量并依赖 HudHud；资源状态若仅有派单快照，则 M-R06 资源可用率无法计算，R-25 与 D-04 随之受影响。报警人位置为高敏感个人数据，其形态同时影响数据分类政策与字段可见性矩阵的默认取值。 ——【2026-10-13】CAD 数据视图结构说明已部分答复，未答部分并入 IR-50。</w:t>
             </w:r>
           </w:p>
         </w:tc>
@@ -8524,6 +8512,73 @@
             </w:pPr>
             <w:r>
               <w:t>请 MOI 身份团队直接提供 AD FS 的联邦元数据文档与一份声明规则示例；测试账号两个（一个普通调度员组、一个主管组），用于验证角色映射。</w:t>
+            </w:r>
+          </w:p>
+        </w:tc>
+      </w:tr>
+      <w:tr>
+        <w:tc>
+          <w:tcPr>
+            <w:tcW w:type="dxa" w:w="1077"/>
+          </w:tcPr>
+          <w:p>
+            <w:pPr>
+              <w:spacing w:after="40" w:before="40" w:line="283" w:lineRule="auto"/>
+            </w:pPr>
+            <w:r>
+              <w:t>IR-50  高</w:t>
+            </w:r>
+          </w:p>
+        </w:tc>
+        <w:tc>
+          <w:tcPr>
+            <w:tcW w:type="dxa" w:w="2381"/>
+          </w:tcPr>
+          <w:p>
+            <w:pPr>
+              <w:spacing w:after="40" w:before="40" w:line="283" w:lineRule="auto"/>
+            </w:pPr>
+            <w:r>
+              <w:t>CAD 数据视图的澄清：缺失的两张字典表（t_dm_ay 案由、t_bd_dw 单位）、全部 t_dm_* 字典的取值、视图列名与访问方式、sjc 是否随原地更新刷新、物理删除、时区与坐标系、单据层级与基数、事件合并与转警、解除结案后结案时间以哪次为准、与华为话单 CALLID 对应的字段、unit 状态历史、报警人信息是否掩码。共 29 项，见 queries/CAD_Data_View_Clarification_Questions.xlsx。</w:t>
+            </w:r>
+          </w:p>
+        </w:tc>
+        <w:tc>
+          <w:tcPr>
+            <w:tcW w:type="dxa" w:w="1077"/>
+          </w:tcPr>
+          <w:p>
+            <w:pPr>
+              <w:spacing w:after="40" w:before="40" w:line="283" w:lineRule="auto"/>
+            </w:pPr>
+            <w:r>
+              <w:t>DS（CAD 方）/ 总包商</w:t>
+            </w:r>
+          </w:p>
+        </w:tc>
+        <w:tc>
+          <w:tcPr>
+            <w:tcW w:type="dxa" w:w="2608"/>
+          </w:tcPr>
+          <w:p>
+            <w:pPr>
+              <w:spacing w:after="40" w:before="40" w:line="283" w:lineRule="auto"/>
+            </w:pPr>
+            <w:r>
+              <w:t>决定 DS 接入契约与 core 中受理、派警、出警、反馈四类事实表的粒度与关联。其中四项决定数据模型能否定稿：两张缺失的字典表、解除结案后的结案时间、与华为话单的关联字段。本项同时部分答复了 IR-01、IR-02（已有时间戳列 sjc 与完整数据字典）与 IR-41（报警位置有经纬度与坐标类型；unit 有上下岗与操作历史表），各该项未答部分并入本项。</w:t>
+            </w:r>
+          </w:p>
+        </w:tc>
+        <w:tc>
+          <w:tcPr>
+            <w:tcW w:type="dxa" w:w="1701"/>
+          </w:tcPr>
+          <w:p>
+            <w:pPr>
+              <w:spacing w:after="40" w:before="40" w:line="283" w:lineRule="auto"/>
+            </w:pPr>
+            <w:r>
+              <w:t>以问题单（Excel，中英对照）发出，对方在表内填写答复。答复前 ICP 话务链路照常推进，不受影响。</w:t>
             </w:r>
           </w:p>
         </w:tc>

--- a/HD-03_假设与信息需求登记册.docx
+++ b/HD-03_假设与信息需求登记册.docx
@@ -292,7 +292,7 @@
           <w:b w:val="0"/>
           <w:sz w:val="21"/>
         </w:rPr>
-        <w:t>共 31 条。"状态"为"已确认"的条目其依据来自客户或联合体的明确答复，可直接依赖；其余条目在被证实前应视为待验证。</w:t>
+        <w:t>共 32 条。"状态"为"已确认"的条目其依据来自客户或联合体的明确答复，可直接依赖；其余条目在被证实前应视为待验证。</w:t>
       </w:r>
     </w:p>
     <w:tbl>
@@ -471,14 +471,8 @@
             <w:pPr>
               <w:spacing w:after="40" w:before="40" w:line="283" w:lineRule="auto"/>
             </w:pPr>
-            <w:r/>
-            <w:r>
-              <w:rPr>
-                <w:rFonts w:ascii="微软雅黑" w:hAnsi="微软雅黑" w:eastAsia="微软雅黑"/>
-                <w:b w:val="0"/>
-                <w:sz w:val="18"/>
-              </w:rPr>
-              <w:t>11</w:t>
+            <w:r>
+              <w:t>12</w:t>
             </w:r>
           </w:p>
         </w:tc>
@@ -3454,6 +3448,66 @@
           <w:p>
             <w:r>
               <w:t>REQ-ING-03 · REQ-RPT-06 · REQ-GOV-02</w:t>
+            </w:r>
+          </w:p>
+        </w:tc>
+      </w:tr>
+      <w:tr>
+        <w:tc>
+          <w:tcPr>
+            <w:tcW w:type="dxa" w:w="1134"/>
+          </w:tcPr>
+          <w:p>
+            <w:pPr>
+              <w:spacing w:after="40" w:before="40" w:line="283" w:lineRule="auto"/>
+            </w:pPr>
+            <w:r>
+              <w:t>AS-32</w:t>
+              <w:br/>
+              <w:br/>
+              <w:t>待确认</w:t>
+            </w:r>
+          </w:p>
+        </w:tc>
+        <w:tc>
+          <w:tcPr>
+            <w:tcW w:type="dxa" w:w="3515"/>
+          </w:tcPr>
+          <w:p>
+            <w:pPr>
+              <w:spacing w:after="40" w:before="40" w:line="283" w:lineRule="auto"/>
+            </w:pPr>
+            <w:r>
+              <w:t>开发与测试期间，ICP 的鉴权与话单下载接口由本方编写的假接口服务（test/fake_icp/）替代。它按接口文档实现相同的请求与响应、窗口上下限与「不支持并发」，并以确定性种子生成合成话单。接入程序按正常路径调用它，与调用真实接口的唯一差别是部署时注入的地址与账号；接入代码中不设「合成模式」分支。依据：开发机与 MOI 专网不通，手上没有真实话单样本。</w:t>
+            </w:r>
+          </w:p>
+        </w:tc>
+        <w:tc>
+          <w:tcPr>
+            <w:tcW w:type="dxa" w:w="2494"/>
+          </w:tcPr>
+          <w:p>
+            <w:pPr>
+              <w:spacing w:after="40" w:before="40" w:line="283" w:lineRule="auto"/>
+            </w:pPr>
+            <w:r>
+              <w:t>假接口中凡照文档推测的行为（共 19 条，见 NOTES.md 2026-10-13 一节，核实结论回写契约 if03a 的 integration_checks 段），与真实平台不同者，联调时都须改接入程序。其中时区、窗口边界、单次返回是否静默截断、CALLID 的唯一范围四条不报错、只少数据或错位，联调时须逐条主动核实，不能以「跑通了」为准。合成数据只用于验证代码路径，不得用于性能结论或指标口径结论。</w:t>
+            </w:r>
+          </w:p>
+        </w:tc>
+        <w:tc>
+          <w:tcPr>
+            <w:tcW w:type="dxa" w:w="1701"/>
+          </w:tcPr>
+          <w:p>
+            <w:pPr>
+              <w:spacing w:after="40" w:before="40" w:line="283" w:lineRule="auto"/>
+            </w:pPr>
+            <w:r>
+              <w:t>本方（开发）</w:t>
+              <w:br/>
+              <w:br/>
+              <w:t>IR-45 · DD-82 · DD-84 · REQ-ING-03</w:t>
             </w:r>
           </w:p>
         </w:tc>
@@ -8204,7 +8258,7 @@
               <w:spacing w:after="40" w:before="40" w:line="283" w:lineRule="auto"/>
             </w:pPr>
             <w:r>
-              <w:t>CMS 服务账号的 token 有效期；同一坐席工号的并发会话是否互斥；CMS 侧是否存在调用频次或配额限制。</w:t>
+              <w:t>CMS 服务账号的 token 有效期；同一坐席工号的并发会话是否互斥；CMS 侧是否存在调用频次或配额限制。另须问清（2026-10-13 补充，来自开发机比对接口文档）：一、下载话单需要什么账号——文档一处写须系统管理员鉴权（错误码 300-013），另一处写只有具质检权限的 VDN 用户才能鉴权成功，字面互斥；二、请求参数 startTime / endTime 按 UTC 还是本地时间解释；三、窗口边界是闭区间还是半开区间；四、单次返回的行数是否有上限、超出时是否静默截断；五、CALLID 的唯一范围——跨天或平台重启后是否会重复。</w:t>
             </w:r>
           </w:p>
         </w:tc>
@@ -8230,7 +8284,7 @@
               <w:spacing w:after="40" w:before="40" w:line="283" w:lineRule="auto"/>
             </w:pPr>
             <w:r>
-              <w:t>决定 LD-01 4.7 的鉴权实现与 4.5 的轮询周期取值。若同一工号的并发会话互斥，人工以该工号登录会把接入作业踢下线——这类故障会在验收演示当天发作。拿到答复前按「token 随时可能失效」实现。</w:t>
+              <w:t>决定 LD-01 4.7 的鉴权实现与 4.5 的轮询周期取值。若同一工号的并发会话互斥，人工以该工号登录会把接入作业踢下线——这类故障会在验收演示当天发作。拿到答复前按「token 随时可能失效」实现。 补充五项中，第一项不问清，整条链路可能在鉴权一步就走不通；第二至五项一旦猜错都不报错，只会少数据或错位，其中第五项若会重复，(CALLID, CALLIDNUM) 作为幂等键即不成立，不同的通话会被当作同一张话单的新观测。</w:t>
             </w:r>
           </w:p>
         </w:tc>

--- a/HD-03_假设与信息需求登记册.docx
+++ b/HD-03_假设与信息需求登记册.docx
@@ -292,7 +292,7 @@
           <w:b w:val="0"/>
           <w:sz w:val="21"/>
         </w:rPr>
-        <w:t>共 32 条。"状态"为"已确认"的条目其依据来自客户或联合体的明确答复，可直接依赖；其余条目在被证实前应视为待验证。</w:t>
+        <w:t>共 34 条。"状态"为"已确认"的条目其依据来自客户或联合体的明确答复，可直接依赖；其余条目在被证实前应视为待验证。</w:t>
       </w:r>
     </w:p>
     <w:tbl>
@@ -3508,6 +3508,126 @@
               <w:br/>
               <w:br/>
               <w:t>IR-45 · DD-82 · DD-84 · REQ-ING-03</w:t>
+            </w:r>
+          </w:p>
+        </w:tc>
+      </w:tr>
+      <w:tr>
+        <w:tc>
+          <w:tcPr>
+            <w:tcW w:type="dxa" w:w="1134"/>
+          </w:tcPr>
+          <w:p>
+            <w:pPr>
+              <w:spacing w:after="40" w:before="40" w:line="283" w:lineRule="auto"/>
+            </w:pPr>
+            <w:r>
+              <w:t>AS-33</w:t>
+              <w:br/>
+              <w:br/>
+              <w:t>待确认</w:t>
+            </w:r>
+          </w:p>
+        </w:tc>
+        <w:tc>
+          <w:tcPr>
+            <w:tcW w:type="dxa" w:w="3515"/>
+          </w:tcPr>
+          <w:p>
+            <w:pPr>
+              <w:spacing w:after="40" w:before="40" w:line="283" w:lineRule="auto"/>
+            </w:pPr>
+            <w:r>
+              <w:t>同一 CALLID 内 CALLIDNUM 的编号稳定：一段通话一旦出现在接口中，其 CALLIDNUM 不再改变；-1 只出现一次且最后出现。 【依据】接口文档只写 1 为首、-1 为末，未写其余规律；本条与 CALLID 的唯一范围（IR-45 第五项）是两件事，分开登记。</w:t>
+            </w:r>
+          </w:p>
+        </w:tc>
+        <w:tc>
+          <w:tcPr>
+            <w:tcW w:type="dxa" w:w="2494"/>
+          </w:tcPr>
+          <w:p>
+            <w:pPr>
+              <w:spacing w:after="40" w:before="40" w:line="283" w:lineRule="auto"/>
+            </w:pPr>
+            <w:r>
+              <w:t>若会改号，(CALLID, CALLIDNUM) 作幂等键会把同一段通话记成两段、或把两段合成一段；「通话是否结束」的判断（是否已见 -1）要改。已列入 ICP 问题单 Q22。</w:t>
+            </w:r>
+          </w:p>
+        </w:tc>
+        <w:tc>
+          <w:tcPr>
+            <w:tcW w:type="dxa" w:w="1701"/>
+          </w:tcPr>
+          <w:p>
+            <w:pPr>
+              <w:spacing w:after="40" w:before="40" w:line="283" w:lineRule="auto"/>
+            </w:pPr>
+            <w:r>
+              <w:t>ICP 运维方 / 总包商</w:t>
+              <w:br/>
+              <w:br/>
+              <w:t>IR-45 · DD-82 · if03a</w:t>
+            </w:r>
+          </w:p>
+        </w:tc>
+      </w:tr>
+      <w:tr>
+        <w:tc>
+          <w:tcPr>
+            <w:tcW w:type="dxa" w:w="1134"/>
+          </w:tcPr>
+          <w:p>
+            <w:pPr>
+              <w:spacing w:after="40" w:before="40" w:line="283" w:lineRule="auto"/>
+            </w:pPr>
+            <w:r>
+              <w:t>AS-34</w:t>
+              <w:br/>
+              <w:br/>
+              <w:t>待确认</w:t>
+            </w:r>
+          </w:p>
+        </w:tc>
+        <w:tc>
+          <w:tcPr>
+            <w:tcW w:type="dxa" w:w="3515"/>
+          </w:tcPr>
+          <w:p>
+            <w:pPr>
+              <w:spacing w:after="40" w:before="40" w:line="283" w:lineRule="auto"/>
+            </w:pPr>
+            <w:r>
+              <w:t>同一段通话的内容不会 A → B → A 往复变化：字段一经补全（如 CALLEND）不再回退为空或改回旧值。 【依据】话单按通话进展单向补全是常理，文档未写。</w:t>
+            </w:r>
+          </w:p>
+        </w:tc>
+        <w:tc>
+          <w:tcPr>
+            <w:tcW w:type="dxa" w:w="2494"/>
+          </w:tcPr>
+          <w:p>
+            <w:pPr>
+              <w:spacing w:after="40" w:before="40" w:line="283" w:lineRule="auto"/>
+            </w:pPr>
+            <w:r>
+              <w:t>raw 去重以（幂等键, content_hash）判定，往复变化时第三次观测 A 与第一次哈希相同而不落地，raw 少一次观测；core 取版本更大者，终态仍可能错。属源端行为假设，不是缺陷；若推翻，去重键须加观测时间。</w:t>
+            </w:r>
+          </w:p>
+        </w:tc>
+        <w:tc>
+          <w:tcPr>
+            <w:tcW w:type="dxa" w:w="1701"/>
+          </w:tcPr>
+          <w:p>
+            <w:pPr>
+              <w:spacing w:after="40" w:before="40" w:line="283" w:lineRule="auto"/>
+            </w:pPr>
+            <w:r>
+              <w:t>ICP 运维方（联调实测）</w:t>
+              <w:br/>
+              <w:br/>
+              <w:t>DD-82 · if03a</w:t>
             </w:r>
           </w:p>
         </w:tc>

--- a/HD-03_假设与信息需求登记册.docx
+++ b/HD-03_假设与信息需求登记册.docx
@@ -8713,7 +8713,7 @@
               <w:spacing w:after="40" w:before="40" w:line="283" w:lineRule="auto"/>
             </w:pPr>
             <w:r>
-              <w:t>CAD 数据视图的澄清：缺失的两张字典表（t_dm_ay 案由、t_bd_dw 单位）、全部 t_dm_* 字典的取值、视图列名与访问方式、sjc 是否随原地更新刷新、物理删除、时区与坐标系、单据层级与基数、事件合并与转警、解除结案后结案时间以哪次为准、与华为话单 CALLID 对应的字段、unit 状态历史、报警人信息是否掩码。共 29 项，见 queries/CAD_Data_View_Clarification_Questions.xlsx。</w:t>
+              <w:t>CAD 数据视图的澄清：缺失的两张字典表（t_dm_ay 案由、t_bd_dw 单位）、全部 t_dm_* 字典的取值、视图列名与访问方式、sjc 是否随原地更新刷新、物理删除、时区与坐标系、单据层级与基数、事件合并与转警、解除结案后结案时间以哪次为准、与华为话单 CALLID 对应的字段、unit 状态历史、报警人信息是否掩码。共 29 项，见 queries/CAD_Data_View_Clarification_Questions.xlsx。 ——【2026-10-15 DS 答复，2026-10-19 评估】29 项中约 18 项答清、7 项部分、4 项未答，答复件见 queries/CAD_Data_View_Clarification_Questions_Answered_2026-10-15.xlsx，结构表新版多一页 Table Lists（74 张表的英文视图名）。已答清并可直接采用：视图名用 Table Lists 英文名、列名用翻译列；全部本地时间；单据链 t_ContactEvent → t_CommonEvent → t_AgencyEvent → t_UnitInstruction → t_FeedbackRecord，统计以 t_AgencyEvent 为准；合并与转警原单保留并置取消，取消与暂存不计入警情量；结案时间只在 t_EventClosure、解除结案后以最后一次为准；不物理删除、永久保留；unit 状态覆盖更新而 t_UnitOperation 完整记录；hrbh 对应 CALLID；个人信息原样提供；字典名称只有阿语；14 张 t_dm_* 字典的取值已在结构表各页签下半部分（本方第一轮问 Q03、Q05 时看漏，属本方失误）；同意开放开发测试环境只读访问。两项与约定不符或改变设计：答复称展示库为 SQL Server——本方按约定要求以 PostgreSQL 提供，已在第二轮第 1 条提出，LD-01 第 3 章暂不改；sjc 由应用写入、存在改数据不更新时间戳的情况——LD-01 8.3 的滚动窗口校验由加固措施升为必需项，待 DS 答复哪些操作不更新 sjc 后登记 DD。仍缺：案由两个视图 VW_Get_EventType / VW_Get_EventSubType 的结构与取值、t_bd_dw、坐标系、hwhrbh 含义、CAD 工号与华为工号是否同套、测试环境连接信息。第二轮 15 条已于 2026-10-19 发出。</w:t>
             </w:r>
           </w:p>
         </w:tc>

--- a/HD-03_假设与信息需求登记册.docx
+++ b/HD-03_假设与信息需求登记册.docx
@@ -3661,7 +3661,7 @@
           <w:b w:val="0"/>
           <w:sz w:val="21"/>
         </w:rPr>
-        <w:t>共 50 项（其中 IR-32 已关闭、IR-13 部分已答复）。紧急度为“高”的项目，其答复会改变设计选择、交付范围或承诺内容，应在设计冻结前取得。IR-47 至 IR-50 为 2026-10 新增，二者同在交付的关键路径上：答复未到之前，离网介质的组织方式不能定稿。</w:t>
+        <w:t>共 52 项（其中 IR-32 已关闭、IR-13 部分已答复）。紧急度为“高”的项目，其答复会改变设计选择、交付范围或承诺内容，应在设计冻结前取得。IR-47 至 IR-52 为 2026-10 新增，二者同在交付的关键路径上：答复未到之前，离网介质的组织方式不能定稿。</w:t>
       </w:r>
     </w:p>
     <w:tbl>
@@ -8753,6 +8753,140 @@
             </w:pPr>
             <w:r>
               <w:t>以问题单（Excel，中英对照）发出，对方在表内填写答复。答复前 ICP 话务链路照常推进，不受影响。</w:t>
+            </w:r>
+          </w:p>
+        </w:tc>
+      </w:tr>
+      <w:tr>
+        <w:tc>
+          <w:tcPr>
+            <w:tcW w:type="dxa" w:w="1077"/>
+          </w:tcPr>
+          <w:p>
+            <w:pPr>
+              <w:spacing w:after="40" w:before="40" w:line="283" w:lineRule="auto"/>
+            </w:pPr>
+            <w:r>
+              <w:t>IR-51  高</w:t>
+            </w:r>
+          </w:p>
+        </w:tc>
+        <w:tc>
+          <w:tcPr>
+            <w:tcW w:type="dxa" w:w="2381"/>
+          </w:tcPr>
+          <w:p>
+            <w:pPr>
+              <w:spacing w:after="40" w:before="40" w:line="283" w:lineRule="auto"/>
+            </w:pPr>
+            <w:r>
+              <w:t>中间库方案（DD-90）需 DS 答复：一、74 张表的 DDL（PostgreSQL 语法，英文表名与列名，含主键、类型、注释），以及案由两个视图与 t_bd_dw 的结构；二、同步频率与单次延迟上限；三、写入方式确认为按主键 UPSERT、不 TRUNCATE、不整表重载；四、本方集群不可用时 DS 侧的重试与缓冲策略；五、历史数据的首次全量灌入范围（自 CAD 上线起？）与方式；六、CAD 源端按日计数的提供方式，供本方对账；七、是否同样向本方开发环境推送一份。</w:t>
+            </w:r>
+          </w:p>
+        </w:tc>
+        <w:tc>
+          <w:tcPr>
+            <w:tcW w:type="dxa" w:w="1077"/>
+          </w:tcPr>
+          <w:p>
+            <w:pPr>
+              <w:spacing w:after="40" w:before="40" w:line="283" w:lineRule="auto"/>
+            </w:pPr>
+            <w:r>
+              <w:t>DS（CAD 方）</w:t>
+            </w:r>
+          </w:p>
+        </w:tc>
+        <w:tc>
+          <w:tcPr>
+            <w:tcW w:type="dxa" w:w="2608"/>
+          </w:tcPr>
+          <w:p>
+            <w:pPr>
+              <w:spacing w:after="40" w:before="40" w:line="283" w:lineRule="auto"/>
+            </w:pPr>
+            <w:r>
+              <w:t>这七项都写在发给 DS 的中间库规范里，是规范的空白处。第一项不到，契约写不出；第三项不确认，触发器时间戳与哈希回扫会被整表重载打成全量伪变更；第六项不到，本方永远只能证明「与中间库一致」，证明不了「与 CAD 一致」。</w:t>
+            </w:r>
+          </w:p>
+        </w:tc>
+        <w:tc>
+          <w:tcPr>
+            <w:tcW w:type="dxa" w:w="1701"/>
+          </w:tcPr>
+          <w:p>
+            <w:pPr>
+              <w:spacing w:after="40" w:before="40" w:line="283" w:lineRule="auto"/>
+            </w:pPr>
+            <w:r>
+              <w:t>随中间库规范（queries/CAD_Mirror_Database_Specification.docx）一并发出，要求书面答复并在规范上会签。</w:t>
+            </w:r>
+          </w:p>
+        </w:tc>
+      </w:tr>
+      <w:tr>
+        <w:tc>
+          <w:tcPr>
+            <w:tcW w:type="dxa" w:w="1077"/>
+          </w:tcPr>
+          <w:p>
+            <w:pPr>
+              <w:spacing w:after="40" w:before="40" w:line="283" w:lineRule="auto"/>
+            </w:pPr>
+            <w:r>
+              <w:t>IR-52  高</w:t>
+            </w:r>
+          </w:p>
+        </w:tc>
+        <w:tc>
+          <w:tcPr>
+            <w:tcW w:type="dxa" w:w="2381"/>
+          </w:tcPr>
+          <w:p>
+            <w:pPr>
+              <w:spacing w:after="40" w:before="40" w:line="283" w:lineRule="auto"/>
+            </w:pPr>
+            <w:r>
+              <w:t>CAD 区到本方数据库区的入向写入网络通道（源地址、目标 pgBouncer 端口、协议 TLS）的审批与开通流程；由谁提交、MOI 哪个部门批、周期多长。</w:t>
+            </w:r>
+          </w:p>
+        </w:tc>
+        <w:tc>
+          <w:tcPr>
+            <w:tcW w:type="dxa" w:w="1077"/>
+          </w:tcPr>
+          <w:p>
+            <w:pPr>
+              <w:spacing w:after="40" w:before="40" w:line="283" w:lineRule="auto"/>
+            </w:pPr>
+            <w:r>
+              <w:t>总包商 / MOI</w:t>
+            </w:r>
+          </w:p>
+        </w:tc>
+        <w:tc>
+          <w:tcPr>
+            <w:tcW w:type="dxa" w:w="2608"/>
+          </w:tcPr>
+          <w:p>
+            <w:pPr>
+              <w:spacing w:after="40" w:before="40" w:line="283" w:lineRule="auto"/>
+            </w:pPr>
+            <w:r>
+              <w:t>中间库方案成立的物理前提。此前设计只有本方出向读取 DS 展示库，入向写入是新增的安全边界变化，属 CN-13/14 同类前置门。审批周期若以月计，开发期只能以 DS 交付的数据转储代替推送。</w:t>
+            </w:r>
+          </w:p>
+        </w:tc>
+        <w:tc>
+          <w:tcPr>
+            <w:tcW w:type="dxa" w:w="1701"/>
+          </w:tcPr>
+          <w:p>
+            <w:pPr>
+              <w:spacing w:after="40" w:before="40" w:line="283" w:lineRule="auto"/>
+            </w:pPr>
+            <w:r>
+              <w:t>随 IR-47/48 一并向总包商提出。</w:t>
             </w:r>
           </w:p>
         </w:tc>

--- a/HD-03_假设与信息需求登记册.docx
+++ b/HD-03_假设与信息需求登记册.docx
@@ -8780,7 +8780,7 @@
               <w:spacing w:after="40" w:before="40" w:line="283" w:lineRule="auto"/>
             </w:pPr>
             <w:r>
-              <w:t>中间库方案（DD-90）需 DS 答复：一、74 张表的 DDL（PostgreSQL 语法，英文表名与列名，含主键、类型、注释），以及案由两个视图与 t_bd_dw 的结构；二、同步频率与单次延迟上限；三、写入方式确认为按主键 UPSERT、不 TRUNCATE、不整表重载；四、本方集群不可用时 DS 侧的重试与缓冲策略；五、历史数据的首次全量灌入范围（自 CAD 上线起？）与方式；六、CAD 源端按日计数的提供方式，供本方对账；七、是否同样向本方开发环境推送一份。</w:t>
+              <w:t>中间库方案（DD-90）需 DS 答复：一、74 张表的 DDL（PostgreSQL 语法，英文表名与列名，含主键、类型、注释），以及案由两个视图与 t_bd_dw 的结构；二、同步频率与单次延迟上限；三、写入方式确认为按主键 UPSERT、不 TRUNCATE、不整表重载；四、本方集群不可用时 DS 侧的重试与缓冲策略；五、历史数据的首次全量灌入范围（自 CAD 上线起？）与方式；六、CAD 源端按日计数的提供方式，供本方对账；七、是否同样向本方开发环境推送一份。 ——【2026-10-19 补充四项，来自开发机对 SQL Server→PG 转换的分析】八、原库排序规则，同步是否原样保留大小写与尾随空格；九、文本列是否可能含 NUL 及处理方式；十、同时交付原库 SQL Server DDL 供逐表核对；十一、空串与 NULL 原样保持。第八项答复后，staging 对 CAD 代码值是否做大小写或空格规范化须登记 DD；在此之前不做任何规范化。</w:t>
             </w:r>
           </w:p>
         </w:tc>

--- a/HD-03_假设与信息需求登记册.docx
+++ b/HD-03_假设与信息需求登记册.docx
@@ -8780,7 +8780,7 @@
               <w:spacing w:after="40" w:before="40" w:line="283" w:lineRule="auto"/>
             </w:pPr>
             <w:r>
-              <w:t>中间库方案（DD-90）需 DS 答复：一、74 张表的 DDL（PostgreSQL 语法，英文表名与列名，含主键、类型、注释），以及案由两个视图与 t_bd_dw 的结构；二、同步频率与单次延迟上限；三、写入方式确认为按主键 UPSERT、不 TRUNCATE、不整表重载；四、本方集群不可用时 DS 侧的重试与缓冲策略；五、历史数据的首次全量灌入范围（自 CAD 上线起？）与方式；六、CAD 源端按日计数的提供方式，供本方对账；七、是否同样向本方开发环境推送一份。 ——【2026-10-19 补充四项，来自开发机对 SQL Server→PG 转换的分析】八、原库排序规则，同步是否原样保留大小写与尾随空格；九、文本列是否可能含 NUL 及处理方式；十、同时交付原库 SQL Server DDL 供逐表核对；十一、空串与 NULL 原样保持。第八项答复后，staging 对 CAD 代码值是否做大小写或空格规范化须登记 DD；在此之前不做任何规范化。</w:t>
+              <w:t>中间库方案（DD-90）需 DS 答复：一、74 张表的 DDL（PostgreSQL 语法，英文表名与列名，含主键、类型、注释），以及案由两个视图与 t_bd_dw 的结构；二、同步频率与单次延迟上限；三、写入方式确认为按主键 UPSERT、不 TRUNCATE、不整表重载；四、本方集群不可用时 DS 侧的重试与缓冲策略；五、历史数据的首次全量灌入范围（自 CAD 上线起？）与方式；六、CAD 源端按日计数的提供方式，供本方对账；七、是否同样向本方开发环境推送一份。 ——【2026-10-19 更正】Gavin 告知 CAD 自身的库即为 PostgreSQL，SQL Server 为上一代 BI 工具附带的中间层；跨产品转换不存在。第一项改为：提供 CAD 原库的 PG DDL 原样（pg_dump --schema-only），本方只改名不改型。补两项：八、同步程序是否经 CSV / ORM 中转，大小写、尾随空格、空串与 NULL 是否原样保留；九、原库各表的排序规则（同产品下通常一致，确认即可）。</w:t>
             </w:r>
           </w:p>
         </w:tc>

--- a/HD-03_假设与信息需求登记册.docx
+++ b/HD-03_假设与信息需求登记册.docx
@@ -292,7 +292,7 @@
           <w:b w:val="0"/>
           <w:sz w:val="21"/>
         </w:rPr>
-        <w:t>共 34 条。"状态"为"已确认"的条目其依据来自客户或联合体的明确答复，可直接依赖；其余条目在被证实前应视为待验证。</w:t>
+        <w:t>共 35 条。"状态"为"已确认"的条目其依据来自客户或联合体的明确答复，可直接依赖；其余条目在被证实前应视为待验证。</w:t>
       </w:r>
     </w:p>
     <w:tbl>
@@ -3632,6 +3632,66 @@
           </w:p>
         </w:tc>
       </w:tr>
+      <w:tr>
+        <w:tc>
+          <w:tcPr>
+            <w:tcW w:type="dxa" w:w="1134"/>
+          </w:tcPr>
+          <w:p>
+            <w:pPr>
+              <w:spacing w:after="40" w:before="40" w:line="283" w:lineRule="auto"/>
+            </w:pPr>
+            <w:r>
+              <w:t>AS-35</w:t>
+              <w:br/>
+              <w:br/>
+              <w:t>待确认</w:t>
+            </w:r>
+          </w:p>
+        </w:tc>
+        <w:tc>
+          <w:tcPr>
+            <w:tcW w:type="dxa" w:w="3515"/>
+          </w:tcPr>
+          <w:p>
+            <w:pPr>
+              <w:spacing w:after="40" w:before="40" w:line="283" w:lineRule="auto"/>
+            </w:pPr>
+            <w:r>
+              <w:t>CAD 的 xzb / yzb 为 WGS84 经纬度（十进制度），textGeom / geomtext 同一坐标系。 【依据】DS 2026-10-25 答复「暂时只有经纬度，暂定为 WGS84」；zblx 目前为空。</w:t>
+            </w:r>
+          </w:p>
+        </w:tc>
+        <w:tc>
+          <w:tcPr>
+            <w:tcW w:type="dxa" w:w="2494"/>
+          </w:tcPr>
+          <w:p>
+            <w:pPr>
+              <w:spacing w:after="40" w:before="40" w:line="283" w:lineRule="auto"/>
+            </w:pPr>
+            <w:r>
+              <w:t>若实为投影坐标或其他基准，空间分析与 HudHud 底图叠加整体偏移；若日后增加其他坐标类型而 zblx 仍为空，无法区分。接入时对经纬度做范围校验（麦加约 21.4°N、39.8°E）作为第一道防线。</w:t>
+            </w:r>
+          </w:p>
+        </w:tc>
+        <w:tc>
+          <w:tcPr>
+            <w:tcW w:type="dxa" w:w="1701"/>
+          </w:tcPr>
+          <w:p>
+            <w:pPr>
+              <w:spacing w:after="40" w:before="40" w:line="283" w:lineRule="auto"/>
+            </w:pPr>
+            <w:r>
+              <w:t>DS / HudHud</w:t>
+              <w:br/>
+              <w:br/>
+              <w:t>IR-50 · IR-41 · REQ-MOD-07</w:t>
+            </w:r>
+          </w:p>
+        </w:tc>
+      </w:tr>
     </w:tbl>
     <w:p>
       <w:pPr>
@@ -3661,7 +3721,7 @@
           <w:b w:val="0"/>
           <w:sz w:val="21"/>
         </w:rPr>
-        <w:t>共 52 项（其中 IR-32 已关闭、IR-13 部分已答复）。紧急度为“高”的项目，其答复会改变设计选择、交付范围或承诺内容，应在设计冻结前取得。IR-47 至 IR-52 为 2026-10 新增，二者同在交付的关键路径上：答复未到之前，离网介质的组织方式不能定稿。</w:t>
+        <w:t>共 53 项（其中 IR-32 已关闭、IR-13 部分已答复）。紧急度为“高”的项目，其答复会改变设计选择、交付范围或承诺内容，应在设计冻结前取得。IR-47 至 IR-53 为 2026-10 新增，二者同在交付的关键路径上：答复未到之前，离网介质的组织方式不能定稿。</w:t>
       </w:r>
     </w:p>
     <w:tbl>
@@ -8713,7 +8773,7 @@
               <w:spacing w:after="40" w:before="40" w:line="283" w:lineRule="auto"/>
             </w:pPr>
             <w:r>
-              <w:t>CAD 数据视图的澄清：缺失的两张字典表（t_dm_ay 案由、t_bd_dw 单位）、全部 t_dm_* 字典的取值、视图列名与访问方式、sjc 是否随原地更新刷新、物理删除、时区与坐标系、单据层级与基数、事件合并与转警、解除结案后结案时间以哪次为准、与华为话单 CALLID 对应的字段、unit 状态历史、报警人信息是否掩码。共 29 项，见 queries/CAD_Data_View_Clarification_Questions.xlsx。 ——【2026-10-15 DS 答复，2026-10-19 评估】29 项中约 18 项答清、7 项部分、4 项未答，答复件见 queries/CAD_Data_View_Clarification_Questions_Answered_2026-10-15.xlsx，结构表新版多一页 Table Lists（74 张表的英文视图名）。已答清并可直接采用：视图名用 Table Lists 英文名、列名用翻译列；全部本地时间；单据链 t_ContactEvent → t_CommonEvent → t_AgencyEvent → t_UnitInstruction → t_FeedbackRecord，统计以 t_AgencyEvent 为准；合并与转警原单保留并置取消，取消与暂存不计入警情量；结案时间只在 t_EventClosure、解除结案后以最后一次为准；不物理删除、永久保留；unit 状态覆盖更新而 t_UnitOperation 完整记录；hrbh 对应 CALLID；个人信息原样提供；字典名称只有阿语；14 张 t_dm_* 字典的取值已在结构表各页签下半部分（本方第一轮问 Q03、Q05 时看漏，属本方失误）；同意开放开发测试环境只读访问。两项与约定不符或改变设计：答复称展示库为 SQL Server——本方按约定要求以 PostgreSQL 提供，已在第二轮第 1 条提出，LD-01 第 3 章暂不改；sjc 由应用写入、存在改数据不更新时间戳的情况——LD-01 8.3 的滚动窗口校验由加固措施升为必需项，待 DS 答复哪些操作不更新 sjc 后登记 DD。仍缺：案由两个视图 VW_Get_EventType / VW_Get_EventSubType 的结构与取值、t_bd_dw、坐标系、hwhrbh 含义、CAD 工号与华为工号是否同套、测试环境连接信息。第二轮 15 条已于 2026-10-19 发出。</w:t>
+              <w:t>CAD 数据视图的澄清：缺失的两张字典表（t_dm_ay 案由、t_bd_dw 单位）、全部 t_dm_* 字典的取值、视图列名与访问方式、sjc 是否随原地更新刷新、物理删除、时区与坐标系、单据层级与基数、事件合并与转警、解除结案后结案时间以哪次为准、与华为话单 CALLID 对应的字段、unit 状态历史、报警人信息是否掩码。共 29 项，见 queries/CAD_Data_View_Clarification_Questions.xlsx。 ——【2026-10-15 DS 答复，2026-10-19 评估】29 项中约 18 项答清、7 项部分、4 项未答，答复件见 queries/CAD_Data_View_Clarification_Questions_Answered_2026-10-15.xlsx，结构表新版多一页 Table Lists（74 张表的英文视图名）。已答清并可直接采用：视图名用 Table Lists 英文名、列名用翻译列；全部本地时间；单据链 t_ContactEvent → t_CommonEvent → t_AgencyEvent → t_UnitInstruction → t_FeedbackRecord，统计以 t_AgencyEvent 为准；合并与转警原单保留并置取消，取消与暂存不计入警情量；结案时间只在 t_EventClosure、解除结案后以最后一次为准；不物理删除、永久保留；unit 状态覆盖更新而 t_UnitOperation 完整记录；hrbh 对应 CALLID；个人信息原样提供；字典名称只有阿语；14 张 t_dm_* 字典的取值已在结构表各页签下半部分（本方第一轮问 Q03、Q05 时看漏，属本方失误）；同意开放开发测试环境只读访问。两项与约定不符或改变设计：答复称展示库为 SQL Server——本方按约定要求以 PostgreSQL 提供，已在第二轮第 1 条提出，LD-01 第 3 章暂不改；sjc 由应用写入、存在改数据不更新时间戳的情况——LD-01 8.3 的滚动窗口校验由加固措施升为必需项，待 DS 答复哪些操作不更新 sjc 后登记 DD。仍缺：案由两个视图 VW_Get_EventType / VW_Get_EventSubType 的结构与取值、t_bd_dw、坐标系、hwhrbh 含义、CAD 工号与华为工号是否同套、测试环境连接信息。第二轮 15 条已于 2026-10-19 发出。 ——【2026-10-25 第二轮答复】sjc：操作不限、无统计，「不要依赖时间戳判别变更」——DD-90 的触发器时间戳由此成为唯一可行路径，回扫维持必需项；视图中 sjc 为 datetime 本地时间。单据链补全：t_jzsjd → t_cjd（每次派遣一张）→ t_unitddzld（每 unit 一张）→ t_fkd，一对多。案由两视图以表同步；t_bd_dw 为基础数据、层级靠 code 结构（code 编法待 DDL 阶段问清）；坐标暂定 WGS84 经纬度（AS-35）；hwhrbh 为废弃字段；CLOSE = 100、CANCEL = 110；t_dm_czlx 对应 t_sjczjl（时间线）的 OperateType，与 t_unitczjl 无关，后者只记状态变更；dzsfzq / dzly / sfdzfl 为字典项、后续提供三张表；74 张表之外的视情况补充。接警员工号与华为工号是否同套「看现场维护人员」、DS 不保证——转为 IR-53 向 MOI 提出。仍未答：测试环境连接信息、解除结案后事件状态回到何值、t_unitczjl 的状态取值是否即 t_dm_unitztlx。</w:t>
             </w:r>
           </w:p>
         </w:tc>
@@ -8887,6 +8947,73 @@
             </w:pPr>
             <w:r>
               <w:t>随 IR-47/48 一并向总包商提出。</w:t>
+            </w:r>
+          </w:p>
+        </w:tc>
+      </w:tr>
+      <w:tr>
+        <w:tc>
+          <w:tcPr>
+            <w:tcW w:type="dxa" w:w="1077"/>
+          </w:tcPr>
+          <w:p>
+            <w:pPr>
+              <w:spacing w:after="40" w:before="40" w:line="283" w:lineRule="auto"/>
+            </w:pPr>
+            <w:r>
+              <w:t>IR-53  高</w:t>
+            </w:r>
+          </w:p>
+        </w:tc>
+        <w:tc>
+          <w:tcPr>
+            <w:tcW w:type="dxa" w:w="2381"/>
+          </w:tcPr>
+          <w:p>
+            <w:pPr>
+              <w:spacing w:after="40" w:before="40" w:line="283" w:lineRule="auto"/>
+            </w:pPr>
+            <w:r>
+              <w:t>CAD 中的接警员工号（jjygh）、坐席号（jjth）与华为 CloudICP 的坐席工号、话机号是否为同一套编码。DS 答复：由现场维护人员决定，DS 不限制、不保证。须由 MOI 二选一：一、以行政规定保证两系统同号，并指定维护责任人；二、由本方在管理界面维护一张工号对照表，MOI 指定维护人。</w:t>
+            </w:r>
+          </w:p>
+        </w:tc>
+        <w:tc>
+          <w:tcPr>
+            <w:tcW w:type="dxa" w:w="1077"/>
+          </w:tcPr>
+          <w:p>
+            <w:pPr>
+              <w:spacing w:after="40" w:before="40" w:line="283" w:lineRule="auto"/>
+            </w:pPr>
+            <w:r>
+              <w:t>MOI / 总包商</w:t>
+            </w:r>
+          </w:p>
+        </w:tc>
+        <w:tc>
+          <w:tcPr>
+            <w:tcW w:type="dxa" w:w="2608"/>
+          </w:tcPr>
+          <w:p>
+            <w:pPr>
+              <w:spacing w:after="40" w:before="40" w:line="283" w:lineRule="auto"/>
+            </w:pPr>
+            <w:r>
+              <w:t>接警员维度是话务指标与 CAD 指标关联的唯一桥梁（LD-02 dim_agent）。不同号又无对照表，则「某接警员接了多少电话、受理了多少警情」两边对不上，R-06 一类按人统计的报表不成立。选二意味着多一个管理界面与一项长期人工维护。</w:t>
+            </w:r>
+          </w:p>
+        </w:tc>
+        <w:tc>
+          <w:tcPr>
+            <w:tcW w:type="dxa" w:w="1701"/>
+          </w:tcPr>
+          <w:p>
+            <w:pPr>
+              <w:spacing w:after="40" w:before="40" w:line="283" w:lineRule="auto"/>
+            </w:pPr>
+            <w:r>
+              <w:t>随 IR-47/48 向总包商提出；答复前 dim_agent 按「同号」设计并登记为假设，对照表作为备选预留字段。</w:t>
             </w:r>
           </w:p>
         </w:tc>

--- a/HD-03_假设与信息需求登记册.docx
+++ b/HD-03_假设与信息需求登记册.docx
@@ -8840,7 +8840,7 @@
               <w:spacing w:after="40" w:before="40" w:line="283" w:lineRule="auto"/>
             </w:pPr>
             <w:r>
-              <w:t>中间库方案（DD-90）需 DS 答复：一、74 张表的 DDL（PostgreSQL 语法，英文表名与列名，含主键、类型、注释），以及案由两个视图与 t_bd_dw 的结构；二、同步频率与单次延迟上限；三、写入方式确认为按主键 UPSERT、不 TRUNCATE、不整表重载；四、本方集群不可用时 DS 侧的重试与缓冲策略；五、历史数据的首次全量灌入范围（自 CAD 上线起？）与方式；六、CAD 源端按日计数的提供方式，供本方对账；七、是否同样向本方开发环境推送一份。 ——【2026-10-19 更正】Gavin 告知 CAD 自身的库即为 PostgreSQL，SQL Server 为上一代 BI 工具附带的中间层；跨产品转换不存在。第一项改为：提供 CAD 原库的 PG DDL 原样（pg_dump --schema-only），本方只改名不改型。补两项：八、同步程序是否经 CSV / ORM 中转，大小写、尾随空格、空串与 NULL 是否原样保留；九、原库各表的排序规则（同产品下通常一致，确认即可）。</w:t>
+              <w:t>中间库方案（DD-90）需 DS 答复：一、74 张表的 DDL（PostgreSQL 语法，英文表名与列名，含主键、类型、注释），以及案由两个视图与 t_bd_dw 的结构；二、同步频率与单次延迟上限；三、写入方式确认为按主键 UPSERT、不 TRUNCATE、不整表重载；四、本方集群不可用时 DS 侧的重试与缓冲策略；五、历史数据的首次全量灌入范围（自 CAD 上线起？）与方式；六、CAD 源端按日计数的提供方式，供本方对账；七、是否同样向本方开发环境推送一份。 ——【2026-10-19 更正】Gavin 告知 CAD 自身的库即为 PostgreSQL，SQL Server 为上一代 BI 工具附带的中间层；跨产品转换不存在。第一项改为：提供 CAD 原库的 PG DDL 原样（pg_dump --schema-only），本方只改名不改型。补两项：八、同步程序是否经 CSV / ORM 中转，大小写、尾随空格、空串与 NULL 是否原样保留；九、原库各表的排序规则（同产品下通常一致，确认即可）。 ——【2026-10-25 更正】Gavin 告知：上一代中间库的 DDL 由当时的 BI 方建、DS 只负责写入。故第一项改为：DDL 由本方按结构表生成，DS 核对主键、列齐全、类型并会签；新增：CAD 原库完整目录（information_schema.columns 导出），以判断 74 张表是否为上一代 BI 选定的子集、是否需增加表列——这是 DD-04「未定义的字段根本进不来」的直接风险点。</w:t>
             </w:r>
           </w:p>
         </w:tc>

--- a/HD-03_假设与信息需求登记册.docx
+++ b/HD-03_假设与信息需求登记册.docx
@@ -8840,7 +8840,7 @@
               <w:spacing w:after="40" w:before="40" w:line="283" w:lineRule="auto"/>
             </w:pPr>
             <w:r>
-              <w:t>中间库方案（DD-90）需 DS 答复：一、74 张表的 DDL（PostgreSQL 语法，英文表名与列名，含主键、类型、注释），以及案由两个视图与 t_bd_dw 的结构；二、同步频率与单次延迟上限；三、写入方式确认为按主键 UPSERT、不 TRUNCATE、不整表重载；四、本方集群不可用时 DS 侧的重试与缓冲策略；五、历史数据的首次全量灌入范围（自 CAD 上线起？）与方式；六、CAD 源端按日计数的提供方式，供本方对账；七、是否同样向本方开发环境推送一份。 ——【2026-10-19 更正】Gavin 告知 CAD 自身的库即为 PostgreSQL，SQL Server 为上一代 BI 工具附带的中间层；跨产品转换不存在。第一项改为：提供 CAD 原库的 PG DDL 原样（pg_dump --schema-only），本方只改名不改型。补两项：八、同步程序是否经 CSV / ORM 中转，大小写、尾随空格、空串与 NULL 是否原样保留；九、原库各表的排序规则（同产品下通常一致，确认即可）。 ——【2026-10-25 更正】Gavin 告知：上一代中间库的 DDL 由当时的 BI 方建、DS 只负责写入。故第一项改为：DDL 由本方按结构表生成，DS 核对主键、列齐全、类型并会签；新增：CAD 原库完整目录（information_schema.columns 导出），以判断 74 张表是否为上一代 BI 选定的子集、是否需增加表列——这是 DD-04「未定义的字段根本进不来」的直接风险点。</w:t>
+              <w:t>中间库方案（DD-90）需 DS 答复：一、74 张表的 DDL（PostgreSQL 语法，英文表名与列名，含主键、类型、注释），以及案由两个视图与 t_bd_dw 的结构；二、同步频率与单次延迟上限；三、写入方式确认为按主键 UPSERT、不 TRUNCATE、不整表重载；四、本方集群不可用时 DS 侧的重试与缓冲策略；五、历史数据的首次全量灌入范围（自 CAD 上线起？）与方式；六、CAD 源端按日计数的提供方式，供本方对账；七、是否同样向本方开发环境推送一份。 ——【2026-10-19 更正】Gavin 告知 CAD 自身的库即为 PostgreSQL，SQL Server 为上一代 BI 工具附带的中间层；跨产品转换不存在。第一项改为：提供 CAD 原库的 PG DDL 原样（pg_dump --schema-only），本方只改名不改型。补两项：八、同步程序是否经 CSV / ORM 中转，大小写、尾随空格、空串与 NULL 是否原样保留；九、原库各表的排序规则（同产品下通常一致，确认即可）。 ——【2026-10-25 更正】Gavin 告知：上一代中间库的 DDL 由当时的 BI 方建、DS 只负责写入。故第一项改为：DDL 由本方按结构表生成，DS 核对主键、列齐全、类型并会签；新增：CAD 原库完整目录（information_schema.columns 导出），以判断 74 张表是否为上一代 BI 选定的子集、是否需增加表列——这是 DD-04「未定义的字段根本进不来」的直接风险点。 ——【2026-10-26】第二项已答复：每张表第一列即主键（结构表 Source Index 1）。本方据此生成 74 张表 DDL（tools/cad_mirror_ddl.py，列目录 contracts/cad_mirror_catalog.csv）。待 DS 顺带确认两处：t_dhhrjl 以 hrbh（华为 CALLID）为主键，是否意味着 CALLID 在 CAD 范围内不重复；t_sld 主键 sldbh 的说明「event 数据时为首次受理单编号」是否会使同一编号出现多行。另：t_sld、t_gb、t_rms_xyjhjz、t_rms_zzdy_sb 四张表的 Source Index 有跳号（17、5、5、3），是否为有意删去的列。</w:t>
             </w:r>
           </w:p>
         </w:tc>

--- a/HD-03_假设与信息需求登记册.docx
+++ b/HD-03_假设与信息需求登记册.docx
@@ -3491,7 +3491,7 @@
               <w:spacing w:after="40" w:before="40" w:line="283" w:lineRule="auto"/>
             </w:pPr>
             <w:r>
-              <w:t>假接口中凡照文档推测的行为（共 19 条，见 NOTES.md 2026-10-13 一节，核实结论回写契约 if03a 的 integration_checks 段），与真实平台不同者，联调时都须改接入程序。其中时区、窗口边界、单次返回是否静默截断、CALLID 的唯一范围四条不报错、只少数据或错位，联调时须逐条主动核实，不能以「跑通了」为准。合成数据只用于验证代码路径，不得用于性能结论或指标口径结论。</w:t>
+              <w:t>假接口中凡照文档推测的行为（共 19 条，见 NOTES.md 2026-10-13 一节，核实结论回写契约 if03a（if03d 已有 integration_checks 段，if03a 须按同一格式增设该段后回写）），与真实平台不同者，联调时都须改接入程序。其中时区、窗口边界、单次返回是否静默截断、CALLID 的唯一范围四条不报错、只少数据或错位，联调时须逐条主动核实，不能以「跑通了」为准。合成数据只用于验证代码路径，不得用于性能结论或指标口径结论。</w:t>
             </w:r>
           </w:p>
         </w:tc>
@@ -3551,7 +3551,7 @@
               <w:spacing w:after="40" w:before="40" w:line="283" w:lineRule="auto"/>
             </w:pPr>
             <w:r>
-              <w:t>若会改号，(CALLID, CALLIDNUM) 作幂等键会把同一段通话记成两段、或把两段合成一段；「通话是否结束」的判断（是否已见 -1）要改。已列入 ICP 问题单 Q22。</w:t>
+              <w:t>若会改号，(CALLID, CALLIDNUM) 作幂等键会把同一段通话记成两段、或把两段合成一段；「通话是否结束」的判断（是否已见 -1）要改。已列入 ICP 问题单 Q21。</w:t>
             </w:r>
           </w:p>
         </w:tc>

--- a/HD-03_假设与信息需求登记册.docx
+++ b/HD-03_假设与信息需求登记册.docx
@@ -292,7 +292,7 @@
           <w:b w:val="0"/>
           <w:sz w:val="21"/>
         </w:rPr>
-        <w:t>共 35 条。"状态"为"已确认"的条目其依据来自客户或联合体的明确答复，可直接依赖；其余条目在被证实前应视为待验证。</w:t>
+        <w:t>共 36 条。"状态"为"已确认"的条目其依据来自客户或联合体的明确答复，可直接依赖；其余条目在被证实前应视为待验证。</w:t>
       </w:r>
     </w:p>
     <w:tbl>
@@ -3688,6 +3688,66 @@
               <w:br/>
               <w:br/>
               <w:t>IR-50 · IR-41 · REQ-MOD-07</w:t>
+            </w:r>
+          </w:p>
+        </w:tc>
+      </w:tr>
+      <w:tr>
+        <w:tc>
+          <w:tcPr>
+            <w:tcW w:type="dxa" w:w="1134"/>
+          </w:tcPr>
+          <w:p>
+            <w:pPr>
+              <w:spacing w:after="40" w:before="40" w:line="283" w:lineRule="auto"/>
+            </w:pPr>
+            <w:r>
+              <w:t>AS-36</w:t>
+              <w:br/>
+              <w:br/>
+              <w:t>待确认</w:t>
+            </w:r>
+          </w:p>
+        </w:tc>
+        <w:tc>
+          <w:tcPr>
+            <w:tcW w:type="dxa" w:w="3515"/>
+          </w:tcPr>
+          <w:p>
+            <w:pPr>
+              <w:spacing w:after="40" w:before="40" w:line="283" w:lineRule="auto"/>
+            </w:pPr>
+            <w:r>
+              <w:t>ICP 话务平台上的坐席工号只属于接警员及其主管；调度员不接听报警电话，不在 ICP 上有工号。 【依据】Gavin 2026-10-27 口头说明（现场运营方式）。</w:t>
+            </w:r>
+          </w:p>
+        </w:tc>
+        <w:tc>
+          <w:tcPr>
+            <w:tcW w:type="dxa" w:w="2494"/>
+          </w:tcPr>
+          <w:p>
+            <w:pPr>
+              <w:spacing w:after="40" w:before="40" w:line="283" w:lineRule="auto"/>
+            </w:pPr>
+            <w:r>
+              <w:t>若调度员也在 ICP 上有工号（如兼岗接电话），ICP 同步的坐席默认 role_code = call_taker 会把调度员的话务归入接警员统计；届时须在 M-10 为其改标，或由 CAD 上下岗记录反向校正。</w:t>
+            </w:r>
+          </w:p>
+        </w:tc>
+        <w:tc>
+          <w:tcPr>
+            <w:tcW w:type="dxa" w:w="1701"/>
+          </w:tcPr>
+          <w:p>
+            <w:pPr>
+              <w:spacing w:after="40" w:before="40" w:line="283" w:lineRule="auto"/>
+            </w:pPr>
+            <w:r>
+              <w:t>MOI（书面确认一句即可）</w:t>
+              <w:br/>
+              <w:br/>
+              <w:t>DD-94 · IR-53 · REQ-RPT-06</w:t>
             </w:r>
           </w:p>
         </w:tc>
